--- a/public/forms/管理辦法-修訂版.docx
+++ b/public/forms/管理辦法-修訂版.docx
@@ -1013,31 +1013,75 @@
           <w:sz w:val="24"/>
           <w:szCs w:val="24"/>
         </w:rPr>
-        <w:t xml:space="preserve">。確定車位號碼後，抽中機車位之住戶應於公告後 5 日內，至管理中心簽署機車停車位承租合約書，並一次性繳納一年</w:t>
-      </w:r>
-      <w:r>
-        <w:rPr>
-          <w:rFonts w:ascii="DFKai-SB" w:eastAsia="標楷體"/>
-          <w:sz w:val="24"/>
-          <w:szCs w:val="24"/>
-        </w:rPr>
-        <w:t xml:space="preserve">維護清潔費</w:t>
-      </w:r>
-      <w:r>
-        <w:rPr>
-          <w:rFonts w:ascii="DFKai-SB" w:eastAsia="標楷體"/>
-          <w:sz w:val="24"/>
-          <w:szCs w:val="24"/>
-        </w:rPr>
-        <w:t xml:space="preserve">。如【附件一】。若抽中機車位之住戶未於公告後 10 日內辦妥簽約程序，視同放棄，將由候補者依序遞補，並繳納</w:t>
-      </w:r>
-      <w:r>
-        <w:rPr>
-          <w:rFonts w:ascii="DFKai-SB" w:eastAsia="標楷體"/>
-          <w:sz w:val="24"/>
-          <w:szCs w:val="24"/>
-        </w:rPr>
-        <w:t xml:space="preserve">維護清潔費</w:t>
+        <w:t xml:space="preserve">。確定車位號碼後，抽中機車位之住戶應於公告後 5 日內，至管理中心簽署機車停車位</w:t>
+      </w:r>
+      <w:r>
+        <w:rPr>
+          <w:rFonts w:ascii="DFKai-SB" w:eastAsia="標楷體"/>
+          <w:sz w:val="24"/>
+          <w:szCs w:val="24"/>
+        </w:rPr>
+        <w:t xml:space="preserve">使用承諾書</w:t>
+      </w:r>
+      <w:r>
+        <w:rPr>
+          <w:rFonts w:ascii="DFKai-SB" w:eastAsia="標楷體"/>
+          <w:sz w:val="24"/>
+          <w:szCs w:val="24"/>
+        </w:rPr>
+        <w:t xml:space="preserve">，並一次性繳納一年維護管理費。如【附件一】。若抽中機車位之住戶未於公告後 10 日內辦妥簽約程序，視同放棄，將由候補者依序遞補，並繳納維護管理費。</w:t>
+      </w:r>
+    </w:p>
+    <w:p>
+      <w:pPr>
+        <w:spacing w:after="40" w:before="0" w:line="320"/>
+        <w:ind w:left="1280" w:hanging="640"/>
+      </w:pPr>
+      <w:r>
+        <w:rPr>
+          <w:rFonts w:ascii="DFKai-SB" w:eastAsia="標楷體"/>
+          <w:sz w:val="24"/>
+          <w:szCs w:val="24"/>
+        </w:rPr>
+        <w:t xml:space="preserve">（七）第二輛機車停車資格程序完結後如有剩餘車位，依第二輛機車程序，依序辦理第三輛以上的機車停車資格。</w:t>
+      </w:r>
+    </w:p>
+    <w:p>
+      <w:pPr>
+        <w:spacing w:after="40" w:before="0" w:line="320"/>
+        <w:ind w:left="1280" w:hanging="640"/>
+      </w:pPr>
+      <w:r>
+        <w:rPr>
+          <w:rFonts w:ascii="DFKai-SB" w:eastAsia="標楷體"/>
+          <w:sz w:val="24"/>
+          <w:szCs w:val="24"/>
+        </w:rPr>
+        <w:t xml:space="preserve">（八）每戶限登記一次，登記</w:t>
+      </w:r>
+      <w:r>
+        <w:rPr>
+          <w:rFonts w:ascii="DFKai-SB" w:eastAsia="標楷體"/>
+          <w:sz w:val="24"/>
+          <w:szCs w:val="24"/>
+        </w:rPr>
+        <w:t xml:space="preserve">得以線上或紙本方式辦理並</w:t>
+      </w:r>
+      <w:r>
+        <w:rPr>
+          <w:rFonts w:ascii="DFKai-SB" w:eastAsia="標楷體"/>
+          <w:sz w:val="24"/>
+          <w:szCs w:val="24"/>
+        </w:rPr>
+        <w:t xml:space="preserve">登記車號</w:t>
+      </w:r>
+      <w:r>
+        <w:rPr>
+          <w:rFonts w:ascii="DFKai-SB" w:eastAsia="標楷體"/>
+          <w:sz w:val="24"/>
+          <w:szCs w:val="24"/>
+        </w:rPr>
+        <w:t xml:space="preserve">；證件查驗於繳費簽約時辦理，出示行車執照或身分證明文件擇一即可</w:t>
       </w:r>
       <w:r>
         <w:rPr>
@@ -1059,45 +1103,29 @@
           <w:sz w:val="24"/>
           <w:szCs w:val="24"/>
         </w:rPr>
-        <w:t xml:space="preserve">（七）第二輛機車停車資格程序完結後如有剩餘車位，依第二輛機車程序，依序辦理第三輛以上的機車停車資格。</w:t>
-      </w:r>
-    </w:p>
-    <w:p>
-      <w:pPr>
-        <w:spacing w:after="40" w:before="0" w:line="320"/>
-        <w:ind w:left="1280" w:hanging="640"/>
-      </w:pPr>
-      <w:r>
-        <w:rPr>
-          <w:rFonts w:ascii="DFKai-SB" w:eastAsia="標楷體"/>
-          <w:sz w:val="24"/>
-          <w:szCs w:val="24"/>
-        </w:rPr>
-        <w:t xml:space="preserve">（八）每戶限登記一次，登記</w:t>
-      </w:r>
-      <w:r>
-        <w:rPr>
-          <w:rFonts w:ascii="DFKai-SB" w:eastAsia="標楷體"/>
-          <w:sz w:val="24"/>
-          <w:szCs w:val="24"/>
-        </w:rPr>
-        <w:t xml:space="preserve">得以線上或紙本方式辦理並</w:t>
-      </w:r>
-      <w:r>
-        <w:rPr>
-          <w:rFonts w:ascii="DFKai-SB" w:eastAsia="標楷體"/>
-          <w:sz w:val="24"/>
-          <w:szCs w:val="24"/>
-        </w:rPr>
-        <w:t xml:space="preserve">登記車號</w:t>
-      </w:r>
-      <w:r>
-        <w:rPr>
-          <w:rFonts w:ascii="DFKai-SB" w:eastAsia="標楷體"/>
-          <w:sz w:val="24"/>
-          <w:szCs w:val="24"/>
-        </w:rPr>
-        <w:t xml:space="preserve">；證件查驗於繳費簽約時辦理，出示行車執照或身分證明文件擇一即可</w:t>
+        <w:t xml:space="preserve">（九）抽籤方式：採用抽籤方式，由管委會派權責委員主持及監察。</w:t>
+      </w:r>
+    </w:p>
+    <w:p>
+      <w:pPr>
+        <w:spacing w:after="40" w:before="0" w:line="320"/>
+        <w:ind w:left="1280" w:hanging="640"/>
+      </w:pPr>
+      <w:r>
+        <w:rPr>
+          <w:rFonts w:ascii="DFKai-SB" w:eastAsia="標楷體"/>
+          <w:sz w:val="24"/>
+          <w:szCs w:val="24"/>
+        </w:rPr>
+        <w:t xml:space="preserve">（十）車位分配方式：</w:t>
+      </w:r>
+      <w:r>
+        <w:rPr>
+          <w:rFonts w:ascii="DFKai-SB" w:eastAsia="標楷體"/>
+          <w:sz w:val="24"/>
+          <w:szCs w:val="24"/>
+        </w:rPr>
+        <w:t xml:space="preserve">採「填寫車位志願序、抽順序號、依序分發」</w:t>
       </w:r>
       <w:r>
         <w:rPr>
@@ -1119,50 +1147,6 @@
           <w:sz w:val="24"/>
           <w:szCs w:val="24"/>
         </w:rPr>
-        <w:t xml:space="preserve">（九）抽籤方式：採用抽籤方式，由管委會派權責委員主持及監察。</w:t>
-      </w:r>
-    </w:p>
-    <w:p>
-      <w:pPr>
-        <w:spacing w:after="40" w:before="0" w:line="320"/>
-        <w:ind w:left="1280" w:hanging="640"/>
-      </w:pPr>
-      <w:r>
-        <w:rPr>
-          <w:rFonts w:ascii="DFKai-SB" w:eastAsia="標楷體"/>
-          <w:sz w:val="24"/>
-          <w:szCs w:val="24"/>
-        </w:rPr>
-        <w:t xml:space="preserve">（十）車位分配方式：</w:t>
-      </w:r>
-      <w:r>
-        <w:rPr>
-          <w:rFonts w:ascii="DFKai-SB" w:eastAsia="標楷體"/>
-          <w:sz w:val="24"/>
-          <w:szCs w:val="24"/>
-        </w:rPr>
-        <w:t xml:space="preserve">採「填寫車位志願序、抽順序號、依序分發」</w:t>
-      </w:r>
-      <w:r>
-        <w:rPr>
-          <w:rFonts w:ascii="DFKai-SB" w:eastAsia="標楷體"/>
-          <w:sz w:val="24"/>
-          <w:szCs w:val="24"/>
-        </w:rPr>
-        <w:t xml:space="preserve">。</w:t>
-      </w:r>
-    </w:p>
-    <w:p>
-      <w:pPr>
-        <w:spacing w:after="40" w:before="0" w:line="320"/>
-        <w:ind w:left="1280" w:hanging="640"/>
-      </w:pPr>
-      <w:r>
-        <w:rPr>
-          <w:rFonts w:ascii="DFKai-SB" w:eastAsia="標楷體"/>
-          <w:sz w:val="24"/>
-          <w:szCs w:val="24"/>
-        </w:rPr>
         <w:t xml:space="preserve">（十一）一戶租用二個以上機車位者，如有尚未承租機車位之住戶欲申請第一個機車位者，應無條件終止合約，於管理中心通知後一個月內讓出。</w:t>
       </w:r>
     </w:p>
@@ -1177,39 +1161,7 @@
           <w:sz w:val="24"/>
           <w:szCs w:val="24"/>
         </w:rPr>
-        <w:t xml:space="preserve">（十二）停車資格程序完結後如有剩餘車位，社區工作人員得</w:t>
-      </w:r>
-      <w:r>
-        <w:rPr>
-          <w:rFonts w:ascii="DFKai-SB" w:eastAsia="標楷體"/>
-          <w:sz w:val="24"/>
-          <w:szCs w:val="24"/>
-        </w:rPr>
-        <w:t xml:space="preserve">申請</w:t>
-      </w:r>
-      <w:r>
-        <w:rPr>
-          <w:rFonts w:ascii="DFKai-SB" w:eastAsia="標楷體"/>
-          <w:sz w:val="24"/>
-          <w:szCs w:val="24"/>
-        </w:rPr>
-        <w:t xml:space="preserve">使用</w:t>
-      </w:r>
-      <w:r>
-        <w:rPr>
-          <w:rFonts w:ascii="DFKai-SB" w:eastAsia="標楷體"/>
-          <w:sz w:val="24"/>
-          <w:szCs w:val="24"/>
-        </w:rPr>
-        <w:t xml:space="preserve">，免收維護清潔費</w:t>
-      </w:r>
-      <w:r>
-        <w:rPr>
-          <w:rFonts w:ascii="DFKai-SB" w:eastAsia="標楷體"/>
-          <w:sz w:val="24"/>
-          <w:szCs w:val="24"/>
-        </w:rPr>
-        <w:t xml:space="preserve">；惟應簽立承諾書，如有尚未承租機車位之住戶欲申請第一個機車位者，應無條件終止合約，於服務中心通知後一個月內讓出，並優先於一戶租用二個以上機車位之住戶讓出。</w:t>
+        <w:t xml:space="preserve">（十二）停車資格程序完結後如有剩餘車位，社區工作人員得以相同條件使用；惟應簽立承諾書，如有尚未承租機車位之住戶欲申請第一個機車位者，應無條件終止合約，於服務中心通知後一個月內讓出，並優先於一戶租用二個以上機車位之住戶讓出。</w:t>
       </w:r>
     </w:p>
     <w:p>
@@ -1297,7 +1249,55 @@
           <w:sz w:val="24"/>
           <w:szCs w:val="24"/>
         </w:rPr>
-        <w:t xml:space="preserve">（三）自行車停車位使用權採取登記抽籤制。登記期間為每年 11 月 15 日～11 月 30 日，若登記戶數少於或等於車位數量時，登記住戶抽車位號碼。若登記戶數大於自行車停車位數量，登記截止日後 10 天內舉辦公開抽籤，決定次年停放資格、車位號碼，及未抽中者之候補順序。確定車位號碼後，抽中自行車位之住戶應於公告後 5 日內，至管理中心簽署自行車停車位使用證明書。如【附件二】。</w:t>
+        <w:t xml:space="preserve">（三）自行車停車位使用權採取登記抽籤制。登記期間為每年 11 月 15 日～11 月 30 日，若登記戶數少於或等於車位數量時，登記住戶</w:t>
+      </w:r>
+      <w:r>
+        <w:rPr>
+          <w:rFonts w:ascii="DFKai-SB" w:eastAsia="標楷體"/>
+          <w:sz w:val="24"/>
+          <w:szCs w:val="24"/>
+        </w:rPr>
+        <w:t xml:space="preserve">依其車位志願序分發車位</w:t>
+      </w:r>
+      <w:r>
+        <w:rPr>
+          <w:rFonts w:ascii="DFKai-SB" w:eastAsia="標楷體"/>
+          <w:sz w:val="24"/>
+          <w:szCs w:val="24"/>
+        </w:rPr>
+        <w:t xml:space="preserve">。若登記戶數大於自行車停車位數量，登記截止日後 10 天內舉辦公開抽籤，</w:t>
+      </w:r>
+      <w:r>
+        <w:rPr>
+          <w:rFonts w:ascii="DFKai-SB" w:eastAsia="標楷體"/>
+          <w:sz w:val="24"/>
+          <w:szCs w:val="24"/>
+        </w:rPr>
+        <w:t xml:space="preserve">抽出順序號，並依順序號由小至大，分發各戶志願序中尚有餘位之最優先車位；順序號並兼作候補順序，有車位釋出時依序遞補</w:t>
+      </w:r>
+      <w:r>
+        <w:rPr>
+          <w:rFonts w:ascii="DFKai-SB" w:eastAsia="標楷體"/>
+          <w:sz w:val="24"/>
+          <w:szCs w:val="24"/>
+        </w:rPr>
+        <w:t xml:space="preserve">。確定車位號碼後，抽中自行車位之住戶應於公告後 5 日內，至管理中心簽署自行車停車位使用</w:t>
+      </w:r>
+      <w:r>
+        <w:rPr>
+          <w:rFonts w:ascii="DFKai-SB" w:eastAsia="標楷體"/>
+          <w:sz w:val="24"/>
+          <w:szCs w:val="24"/>
+        </w:rPr>
+        <w:t xml:space="preserve">承諾書</w:t>
+      </w:r>
+      <w:r>
+        <w:rPr>
+          <w:rFonts w:ascii="DFKai-SB" w:eastAsia="標楷體"/>
+          <w:sz w:val="24"/>
+          <w:szCs w:val="24"/>
+        </w:rPr>
+        <w:t xml:space="preserve">。如【附件二】。</w:t>
       </w:r>
       <w:r>
         <w:rPr>
@@ -1363,7 +1363,23 @@
           <w:sz w:val="24"/>
           <w:szCs w:val="24"/>
         </w:rPr>
-        <w:t xml:space="preserve">（六）車位分配方式：採取抽「車位資格」。</w:t>
+        <w:t xml:space="preserve">（六）車位分配方式：</w:t>
+      </w:r>
+      <w:r>
+        <w:rPr>
+          <w:rFonts w:ascii="DFKai-SB" w:eastAsia="標楷體"/>
+          <w:sz w:val="24"/>
+          <w:szCs w:val="24"/>
+        </w:rPr>
+        <w:t xml:space="preserve">採「填寫車位志願序、抽順序號、依序分發」</w:t>
+      </w:r>
+      <w:r>
+        <w:rPr>
+          <w:rFonts w:ascii="DFKai-SB" w:eastAsia="標楷體"/>
+          <w:sz w:val="24"/>
+          <w:szCs w:val="24"/>
+        </w:rPr>
+        <w:t xml:space="preserve">。</w:t>
       </w:r>
     </w:p>
     <w:p>
@@ -1533,23 +1549,7 @@
           <w:sz w:val="24"/>
           <w:szCs w:val="24"/>
         </w:rPr>
-        <w:t xml:space="preserve">二、本管理辦法汽（機）車停車</w:t>
-      </w:r>
-      <w:r>
-        <w:rPr>
-          <w:rFonts w:ascii="DFKai-SB" w:eastAsia="標楷體"/>
-          <w:sz w:val="24"/>
-          <w:szCs w:val="24"/>
-        </w:rPr>
-        <w:t xml:space="preserve">維護清潔費</w:t>
-      </w:r>
-      <w:r>
-        <w:rPr>
-          <w:rFonts w:ascii="DFKai-SB" w:eastAsia="標楷體"/>
-          <w:sz w:val="24"/>
-          <w:szCs w:val="24"/>
-        </w:rPr>
-        <w:t xml:space="preserve">繳費標準，經 114.09.14 第二屆第一次臨時區權會會議重開會議決議：</w:t>
+        <w:t xml:space="preserve">二、本管理辦法汽（機）車停車維護管理費繳費標準，經 114.09.14 第二屆第一次臨時區權會會議重開會議決議：</w:t>
       </w:r>
     </w:p>
     <w:p>
@@ -1684,7 +1684,35 @@
           <w:sz w:val="32"/>
           <w:szCs w:val="32"/>
         </w:rPr>
-        <w:t xml:space="preserve">【附件一】機車停車位承租合約書</w:t>
+        <w:t xml:space="preserve">【附件一】機車停車位使用承諾書</w:t>
+      </w:r>
+    </w:p>
+    <w:p>
+      <w:pPr>
+        <w:spacing w:after="40" w:before="0" w:line="320"/>
+        <w:ind w:left="640" w:hanging="640"/>
+      </w:pPr>
+      <w:r>
+        <w:rPr>
+          <w:rFonts w:ascii="DFKai-SB" w:eastAsia="標楷體"/>
+          <w:sz w:val="24"/>
+          <w:szCs w:val="24"/>
+        </w:rPr>
+        <w:t xml:space="preserve">車位編號：</w:t>
+      </w:r>
+    </w:p>
+    <w:p>
+      <w:pPr>
+        <w:spacing w:after="40" w:before="0" w:line="320"/>
+        <w:ind w:left="640" w:hanging="640"/>
+      </w:pPr>
+      <w:r>
+        <w:rPr>
+          <w:rFonts w:ascii="DFKai-SB" w:eastAsia="標楷體"/>
+          <w:sz w:val="24"/>
+          <w:szCs w:val="24"/>
+        </w:rPr>
+        <w:t xml:space="preserve">車　　號：</w:t>
       </w:r>
     </w:p>
     <w:p>
@@ -1838,7 +1866,7 @@
           <w:sz w:val="24"/>
           <w:szCs w:val="24"/>
         </w:rPr>
-        <w:t xml:space="preserve">四、本社區機車停車位承租期限：自</w:t>
+        <w:t xml:space="preserve">四、本社區機車停車位承租期限：自 </w:t>
       </w:r>
       <w:r>
         <w:rPr>
@@ -1871,7 +1899,7 @@
           <w:sz w:val="24"/>
           <w:szCs w:val="24"/>
         </w:rPr>
-        <w:t xml:space="preserve">至</w:t>
+        <w:t xml:space="preserve">至 </w:t>
       </w:r>
       <w:r>
         <w:rPr>
@@ -1901,23 +1929,7 @@
           <w:sz w:val="24"/>
           <w:szCs w:val="24"/>
         </w:rPr>
-        <w:t xml:space="preserve">五、</w:t>
-      </w:r>
-      <w:r>
-        <w:rPr>
-          <w:rFonts w:ascii="DFKai-SB" w:eastAsia="標楷體"/>
-          <w:sz w:val="24"/>
-          <w:szCs w:val="24"/>
-        </w:rPr>
-        <w:t xml:space="preserve">維護清潔費</w:t>
-      </w:r>
-      <w:r>
-        <w:rPr>
-          <w:rFonts w:ascii="DFKai-SB" w:eastAsia="標楷體"/>
-          <w:sz w:val="24"/>
-          <w:szCs w:val="24"/>
-        </w:rPr>
-        <w:t xml:space="preserve">：每一機車停車位每月新臺幣 100 元，本社區機車位足額時，250CC 以上重型機車</w:t>
+        <w:t xml:space="preserve">五、承租金額：每一機車停車位每月新臺幣 100 元，本社區機車位足額時，250CC 以上重型機車</w:t>
       </w:r>
       <w:r>
         <w:rPr>
@@ -1933,39 +1945,7 @@
           <w:sz w:val="24"/>
           <w:szCs w:val="24"/>
         </w:rPr>
-        <w:t xml:space="preserve">，其</w:t>
-      </w:r>
-      <w:r>
-        <w:rPr>
-          <w:rFonts w:ascii="DFKai-SB" w:eastAsia="標楷體"/>
-          <w:sz w:val="24"/>
-          <w:szCs w:val="24"/>
-        </w:rPr>
-        <w:t xml:space="preserve">維護清潔費</w:t>
-      </w:r>
-      <w:r>
-        <w:rPr>
-          <w:rFonts w:ascii="DFKai-SB" w:eastAsia="標楷體"/>
-          <w:sz w:val="24"/>
-          <w:szCs w:val="24"/>
-        </w:rPr>
-        <w:t xml:space="preserve">以每月新臺幣 300 元計，每次繳費以到期月份計算，一次繳清</w:t>
-      </w:r>
-      <w:r>
-        <w:rPr>
-          <w:rFonts w:ascii="DFKai-SB" w:eastAsia="標楷體"/>
-          <w:sz w:val="24"/>
-          <w:szCs w:val="24"/>
-        </w:rPr>
-        <w:t xml:space="preserve">當年度維護清潔費</w:t>
-      </w:r>
-      <w:r>
-        <w:rPr>
-          <w:rFonts w:ascii="DFKai-SB" w:eastAsia="標楷體"/>
-          <w:sz w:val="24"/>
-          <w:szCs w:val="24"/>
-        </w:rPr>
-        <w:t xml:space="preserve">。</w:t>
+        <w:t xml:space="preserve">，其承租金額以每月新臺幣 300 元計，每次繳費以到期月份計算，一次繳清租金。</w:t>
       </w:r>
     </w:p>
     <w:p>
@@ -1994,6 +1974,92 @@
           <w:szCs w:val="24"/>
         </w:rPr>
         <w:t xml:space="preserve">七、三次違停或放置雜物，經查獲公告，並提報管委會會議討論後，確認違規者，立即取消停車資格。</w:t>
+      </w:r>
+    </w:p>
+    <w:p>
+      <w:pPr>
+        <w:spacing w:after="40" w:before="0" w:line="320"/>
+        <w:ind w:left="640" w:hanging="640"/>
+      </w:pPr>
+      <w:r>
+        <w:rPr>
+          <w:rFonts w:ascii="DFKai-SB" w:eastAsia="標楷體"/>
+          <w:sz w:val="24"/>
+          <w:szCs w:val="24"/>
+        </w:rPr>
+        <w:t xml:space="preserve">承 租 人：</w:t>
+      </w:r>
+      <w:r>
+        <w:rPr>
+          <w:rFonts w:ascii="DFKai-SB" w:eastAsia="標楷體"/>
+          <w:sz w:val="24"/>
+          <w:szCs w:val="24"/>
+        </w:rPr>
+        <w:t xml:space="preserve">　　聯絡電話：</w:t>
+      </w:r>
+    </w:p>
+    <w:p>
+      <w:pPr>
+        <w:spacing w:after="40" w:before="0" w:line="320"/>
+        <w:ind w:left="640" w:hanging="640"/>
+      </w:pPr>
+      <w:r>
+        <w:rPr>
+          <w:rFonts w:ascii="DFKai-SB" w:eastAsia="標楷體"/>
+          <w:sz w:val="24"/>
+          <w:szCs w:val="24"/>
+        </w:rPr>
+        <w:t xml:space="preserve">戶　　號：</w:t>
+      </w:r>
+    </w:p>
+    <w:p>
+      <w:pPr>
+        <w:spacing w:after="40" w:before="0" w:line="320"/>
+        <w:ind w:left="640" w:hanging="640"/>
+      </w:pPr>
+      <w:r>
+        <w:rPr>
+          <w:rFonts w:ascii="DFKai-SB" w:eastAsia="標楷體"/>
+          <w:sz w:val="24"/>
+          <w:szCs w:val="24"/>
+        </w:rPr>
+        <w:t xml:space="preserve">身分證號：</w:t>
+      </w:r>
+      <w:r>
+        <w:rPr>
+          <w:rFonts w:ascii="DFKai-SB" w:eastAsia="標楷體"/>
+          <w:sz w:val="24"/>
+          <w:szCs w:val="24"/>
+        </w:rPr>
+        <w:t xml:space="preserve">　　日　　期：</w:t>
+      </w:r>
+    </w:p>
+    <w:p>
+      <w:pPr>
+        <w:spacing w:after="40" w:before="0" w:line="320"/>
+        <w:ind w:left="640" w:hanging="640"/>
+      </w:pPr>
+      <w:r>
+        <w:rPr>
+          <w:rFonts w:ascii="DFKai-SB" w:eastAsia="標楷體"/>
+          <w:sz w:val="24"/>
+          <w:szCs w:val="24"/>
+        </w:rPr>
+        <w:t xml:space="preserve">【需出示證明文件】</w:t>
+      </w:r>
+    </w:p>
+    <w:p>
+      <w:pPr>
+        <w:spacing w:after="40" w:before="0" w:line="320"/>
+        <w:ind w:left="640" w:hanging="640"/>
+      </w:pPr>
+      <w:r>
+        <w:rPr>
+          <w:rFonts w:ascii="DFKai-SB" w:eastAsia="標楷體"/>
+          <w:sz w:val="24"/>
+          <w:szCs w:val="24"/>
+        </w:rPr>
+        <w:t xml:space="preserve">聯絡地址：</w:t>
       </w:r>
     </w:p>
     <w:p>
@@ -2028,6 +2094,42 @@
           <w:sz w:val="24"/>
           <w:szCs w:val="24"/>
         </w:rPr>
+        <w:t xml:space="preserve">車位編號：</w:t>
+      </w:r>
+    </w:p>
+    <w:p>
+      <w:pPr>
+        <w:spacing w:after="40" w:before="0" w:line="320"/>
+        <w:ind w:left="640" w:hanging="640"/>
+      </w:pPr>
+      <w:r>
+        <w:rPr>
+          <w:rFonts w:ascii="DFKai-SB" w:eastAsia="標楷體"/>
+          <w:sz w:val="24"/>
+          <w:szCs w:val="24"/>
+        </w:rPr>
+        <w:t xml:space="preserve">自行車特徵</w:t>
+      </w:r>
+      <w:r>
+        <w:rPr>
+          <w:rFonts w:ascii="DFKai-SB" w:eastAsia="標楷體"/>
+          <w:sz w:val="24"/>
+          <w:szCs w:val="24"/>
+        </w:rPr>
+        <w:t xml:space="preserve">：</w:t>
+      </w:r>
+    </w:p>
+    <w:p>
+      <w:pPr>
+        <w:spacing w:after="40" w:before="0" w:line="320"/>
+        <w:ind w:left="640" w:hanging="640"/>
+      </w:pPr>
+      <w:r>
+        <w:rPr>
+          <w:rFonts w:ascii="DFKai-SB" w:eastAsia="標楷體"/>
+          <w:sz w:val="24"/>
+          <w:szCs w:val="24"/>
+        </w:rPr>
         <w:t xml:space="preserve">一、本人承諾於使用樂菲莊園社區地下室自行車停車位時，願遵守「地下停車場管理辦法」之規定，如有違規一經查覺，願接受規定處份，情節嚴重者，無異議接受取消停車資格。</w:t>
       </w:r>
     </w:p>
@@ -2056,21 +2158,170 @@
           <w:sz w:val="24"/>
           <w:szCs w:val="24"/>
         </w:rPr>
-        <w:t xml:space="preserve">三、『地下停車場管理辦法』：（一）自行車進出社區地下室停車場須張貼識別貼紙供管理人員查核。（二）不影響其他自行車使用人之利益，其自行車停車位除停放自行車外，其不得停放自行車以外之任何車輛或堆放任何雜物。（三）本社區所有權人出讓所有權後，即自動喪失停車權，應於當日取消登記。（四）本社區住戶〈含承租戶〉遷出本社區後，應於當日至服務中心取消登記。（五）違反停車規定之車輛應取消登記，不得繼續進出地下室停車場。（六）機車停車位限樂菲莊園社區住戶（或承租戶），為維護社區安全，經查獲為社區之外居民，並提報管委會會議討論後，確認違規者，立即取消停車資格。</w:t>
-      </w:r>
-    </w:p>
-    <w:p>
-      <w:pPr>
-        <w:spacing w:after="40" w:before="0" w:line="320"/>
-        <w:ind w:left="640" w:hanging="640"/>
-      </w:pPr>
-      <w:r>
-        <w:rPr>
-          <w:rFonts w:ascii="DFKai-SB" w:eastAsia="標楷體"/>
-          <w:sz w:val="24"/>
-          <w:szCs w:val="24"/>
-        </w:rPr>
-        <w:t xml:space="preserve">四、本社區自行車停車位使用期限：自 ＿＿＿＿＿ 至 ＿＿＿＿＿ 止。</w:t>
+        <w:t xml:space="preserve">三、『地下停車場管理辦法』：</w:t>
+      </w:r>
+    </w:p>
+    <w:p>
+      <w:pPr>
+        <w:spacing w:after="40" w:before="0" w:line="320"/>
+        <w:ind w:left="1280" w:hanging="640"/>
+      </w:pPr>
+      <w:r>
+        <w:rPr>
+          <w:rFonts w:ascii="DFKai-SB" w:eastAsia="標楷體"/>
+          <w:sz w:val="24"/>
+          <w:szCs w:val="24"/>
+        </w:rPr>
+        <w:t xml:space="preserve">（一）自行車進出社區地下室停車場須張貼識別貼紙供管理人員查核。</w:t>
+      </w:r>
+    </w:p>
+    <w:p>
+      <w:pPr>
+        <w:spacing w:after="40" w:before="0" w:line="320"/>
+        <w:ind w:left="1280" w:hanging="640"/>
+      </w:pPr>
+      <w:r>
+        <w:rPr>
+          <w:rFonts w:ascii="DFKai-SB" w:eastAsia="標楷體"/>
+          <w:sz w:val="24"/>
+          <w:szCs w:val="24"/>
+        </w:rPr>
+        <w:t xml:space="preserve">（二）不影響其他自行車使用人之利益，其自行車停車位除停放自行車外，其不得停放自行車以外之任何車輛或堆放任何雜物。</w:t>
+      </w:r>
+    </w:p>
+    <w:p>
+      <w:pPr>
+        <w:spacing w:after="40" w:before="0" w:line="320"/>
+        <w:ind w:left="1280" w:hanging="640"/>
+      </w:pPr>
+      <w:r>
+        <w:rPr>
+          <w:rFonts w:ascii="DFKai-SB" w:eastAsia="標楷體"/>
+          <w:sz w:val="24"/>
+          <w:szCs w:val="24"/>
+        </w:rPr>
+        <w:t xml:space="preserve">（三）本社區所有權人出讓所有權後，即自動喪失停車權，應於當日取消登記。</w:t>
+      </w:r>
+    </w:p>
+    <w:p>
+      <w:pPr>
+        <w:spacing w:after="40" w:before="0" w:line="320"/>
+        <w:ind w:left="1280" w:hanging="640"/>
+      </w:pPr>
+      <w:r>
+        <w:rPr>
+          <w:rFonts w:ascii="DFKai-SB" w:eastAsia="標楷體"/>
+          <w:sz w:val="24"/>
+          <w:szCs w:val="24"/>
+        </w:rPr>
+        <w:t xml:space="preserve">（四）本社區住戶〈含承租戶〉遷出本社區後，應於當日至服務中心取消登記。</w:t>
+      </w:r>
+    </w:p>
+    <w:p>
+      <w:pPr>
+        <w:spacing w:after="40" w:before="0" w:line="320"/>
+        <w:ind w:left="1280" w:hanging="640"/>
+      </w:pPr>
+      <w:r>
+        <w:rPr>
+          <w:rFonts w:ascii="DFKai-SB" w:eastAsia="標楷體"/>
+          <w:sz w:val="24"/>
+          <w:szCs w:val="24"/>
+        </w:rPr>
+        <w:t xml:space="preserve">（五）違反停車規定之車輛應取消登記，不得繼續進出地下室停車場。</w:t>
+      </w:r>
+    </w:p>
+    <w:p>
+      <w:pPr>
+        <w:spacing w:after="40" w:before="0" w:line="320"/>
+        <w:ind w:left="1280" w:hanging="640"/>
+      </w:pPr>
+      <w:r>
+        <w:rPr>
+          <w:rFonts w:ascii="DFKai-SB" w:eastAsia="標楷體"/>
+          <w:sz w:val="24"/>
+          <w:szCs w:val="24"/>
+        </w:rPr>
+        <w:t xml:space="preserve">（六）</w:t>
+      </w:r>
+      <w:r>
+        <w:rPr>
+          <w:rFonts w:ascii="DFKai-SB" w:eastAsia="標楷體"/>
+          <w:sz w:val="24"/>
+          <w:szCs w:val="24"/>
+        </w:rPr>
+        <w:t xml:space="preserve">自行車停車位</w:t>
+      </w:r>
+      <w:r>
+        <w:rPr>
+          <w:rFonts w:ascii="DFKai-SB" w:eastAsia="標楷體"/>
+          <w:sz w:val="24"/>
+          <w:szCs w:val="24"/>
+        </w:rPr>
+        <w:t xml:space="preserve">限樂菲莊園社區住戶（或承租戶），為維護社區安全，經查獲為社區之外居民，並提報管委會會議討論後，確認違規者，立即取消停車資格。</w:t>
+      </w:r>
+    </w:p>
+    <w:p>
+      <w:pPr>
+        <w:spacing w:after="40" w:before="0" w:line="320"/>
+        <w:ind w:left="640" w:hanging="640"/>
+      </w:pPr>
+      <w:r>
+        <w:rPr>
+          <w:rFonts w:ascii="DFKai-SB" w:eastAsia="標楷體"/>
+          <w:sz w:val="24"/>
+          <w:szCs w:val="24"/>
+        </w:rPr>
+        <w:t xml:space="preserve">四、本社區自行車停車位使用期限：自 </w:t>
+      </w:r>
+      <w:r>
+        <w:rPr>
+          <w:rFonts w:ascii="DFKai-SB" w:eastAsia="標楷體"/>
+          <w:sz w:val="24"/>
+          <w:szCs w:val="24"/>
+        </w:rPr>
+        <w:t xml:space="preserve">民國 </w:t>
+      </w:r>
+      <w:r>
+        <w:rPr>
+          <w:rFonts w:ascii="DFKai-SB" w:eastAsia="標楷體"/>
+          <w:sz w:val="24"/>
+          <w:szCs w:val="24"/>
+          <w:u w:val="single"/>
+        </w:rPr>
+        <w:t xml:space="preserve">　　　</w:t>
+      </w:r>
+      <w:r>
+        <w:rPr>
+          <w:rFonts w:ascii="DFKai-SB" w:eastAsia="標楷體"/>
+          <w:sz w:val="24"/>
+          <w:szCs w:val="24"/>
+        </w:rPr>
+        <w:t xml:space="preserve"> 年一月一日起</w:t>
+      </w:r>
+      <w:r>
+        <w:rPr>
+          <w:rFonts w:ascii="DFKai-SB" w:eastAsia="標楷體"/>
+          <w:sz w:val="24"/>
+          <w:szCs w:val="24"/>
+        </w:rPr>
+        <w:t xml:space="preserve">至 </w:t>
+      </w:r>
+      <w:r>
+        <w:rPr>
+          <w:rFonts w:ascii="DFKai-SB" w:eastAsia="標楷體"/>
+          <w:sz w:val="24"/>
+          <w:szCs w:val="24"/>
+        </w:rPr>
+        <w:t xml:space="preserve">同年十二月三十一日</w:t>
+      </w:r>
+      <w:r>
+        <w:rPr>
+          <w:rFonts w:ascii="DFKai-SB" w:eastAsia="標楷體"/>
+          <w:sz w:val="24"/>
+          <w:szCs w:val="24"/>
+        </w:rPr>
+        <w:t xml:space="preserve">止。</w:t>
       </w:r>
     </w:p>
     <w:p>
@@ -2085,6 +2336,100 @@
           <w:szCs w:val="24"/>
         </w:rPr>
         <w:t xml:space="preserve">五、三次違停或放置雜物，經查獲公告，並提報管委會會議討論後，確認違規者，立即取消停車資格。</w:t>
+      </w:r>
+    </w:p>
+    <w:p>
+      <w:pPr>
+        <w:spacing w:after="40" w:before="0" w:line="320"/>
+        <w:ind w:left="640" w:hanging="640"/>
+      </w:pPr>
+      <w:r>
+        <w:rPr>
+          <w:rFonts w:ascii="DFKai-SB" w:eastAsia="標楷體"/>
+          <w:sz w:val="24"/>
+          <w:szCs w:val="24"/>
+        </w:rPr>
+        <w:t xml:space="preserve">使 用 人：</w:t>
+      </w:r>
+      <w:r>
+        <w:rPr>
+          <w:rFonts w:ascii="DFKai-SB" w:eastAsia="標楷體"/>
+          <w:sz w:val="24"/>
+          <w:szCs w:val="24"/>
+        </w:rPr>
+        <w:t xml:space="preserve">　　聯絡電話：</w:t>
+      </w:r>
+    </w:p>
+    <w:p>
+      <w:pPr>
+        <w:spacing w:after="40" w:before="0" w:line="320"/>
+        <w:ind w:left="640" w:hanging="640"/>
+      </w:pPr>
+      <w:r>
+        <w:rPr>
+          <w:rFonts w:ascii="DFKai-SB" w:eastAsia="標楷體"/>
+          <w:sz w:val="24"/>
+          <w:szCs w:val="24"/>
+        </w:rPr>
+        <w:t xml:space="preserve">戶　　號：</w:t>
+      </w:r>
+    </w:p>
+    <w:p>
+      <w:pPr>
+        <w:spacing w:after="40" w:before="0" w:line="320"/>
+        <w:ind w:left="640" w:hanging="640"/>
+      </w:pPr>
+      <w:r>
+        <w:rPr>
+          <w:rFonts w:ascii="DFKai-SB" w:eastAsia="標楷體"/>
+          <w:sz w:val="24"/>
+          <w:szCs w:val="24"/>
+        </w:rPr>
+        <w:t xml:space="preserve">身分證號：</w:t>
+      </w:r>
+      <w:r>
+        <w:rPr>
+          <w:rFonts w:ascii="DFKai-SB" w:eastAsia="標楷體"/>
+          <w:sz w:val="24"/>
+          <w:szCs w:val="24"/>
+        </w:rPr>
+        <w:t xml:space="preserve">　　日　　期：</w:t>
+      </w:r>
+    </w:p>
+    <w:p>
+      <w:pPr>
+        <w:spacing w:after="40" w:before="0" w:line="320"/>
+        <w:ind w:left="640" w:hanging="640"/>
+      </w:pPr>
+      <w:r>
+        <w:rPr>
+          <w:rFonts w:ascii="DFKai-SB" w:eastAsia="標楷體"/>
+          <w:sz w:val="24"/>
+          <w:szCs w:val="24"/>
+        </w:rPr>
+        <w:t xml:space="preserve">【需出示證明文件】　　</w:t>
+      </w:r>
+      <w:r>
+        <w:rPr>
+          <w:rFonts w:ascii="DFKai-SB" w:eastAsia="標楷體"/>
+          <w:sz w:val="24"/>
+          <w:szCs w:val="24"/>
+        </w:rPr>
+        <w:t xml:space="preserve">□ 已領取識別貼紙 ＿＿ 張</w:t>
+      </w:r>
+    </w:p>
+    <w:p>
+      <w:pPr>
+        <w:spacing w:after="40" w:before="0" w:line="320"/>
+        <w:ind w:left="640" w:hanging="640"/>
+      </w:pPr>
+      <w:r>
+        <w:rPr>
+          <w:rFonts w:ascii="DFKai-SB" w:eastAsia="標楷體"/>
+          <w:sz w:val="24"/>
+          <w:szCs w:val="24"/>
+        </w:rPr>
+        <w:t xml:space="preserve">聯絡地址：</w:t>
       </w:r>
     </w:p>
     <w:p>
@@ -2119,21 +2464,49 @@
           <w:sz w:val="24"/>
           <w:szCs w:val="24"/>
         </w:rPr>
-        <w:t xml:space="preserve">本人 ＿＿＿＿＿ 於民國 ＿ 年 ＿ 月 ＿ 日：□ 遺失　□ 增購　樂菲莊園社區：□ e-Tag 貼紙 ＿ 枚，編號 ＿＿＿＿＿，＿ 元（收據編號：＿＿＿＿＿）；□ 兩輛車輪流停放同一車位者，押金 3,000 元（收據編號：＿＿＿＿＿）。</w:t>
-      </w:r>
-    </w:p>
-    <w:p>
-      <w:pPr>
-        <w:spacing w:after="40" w:before="0" w:line="320"/>
-        <w:ind w:left="640" w:hanging="640"/>
-      </w:pPr>
-      <w:r>
-        <w:rPr>
-          <w:rFonts w:ascii="DFKai-SB" w:eastAsia="標楷體"/>
-          <w:sz w:val="24"/>
-          <w:szCs w:val="24"/>
-        </w:rPr>
-        <w:t xml:space="preserve">保證車位絕未借予他人使用或有任何不法情事，如造成社區住戶權益受損，並經法院判決確定，可歸責於本人者，本人願負損害賠償責任。</w:t>
+        <w:t xml:space="preserve">本人於民國 ＿＿＿＿ 年 ＿＿ 月 ＿＿ 日，因　□ 遺失　□ 增購　，向樂菲莊園社區申請：</w:t>
+      </w:r>
+    </w:p>
+    <w:p>
+      <w:pPr>
+        <w:spacing w:after="40" w:before="0" w:line="320"/>
+        <w:ind w:left="640" w:hanging="640"/>
+      </w:pPr>
+      <w:r>
+        <w:rPr>
+          <w:rFonts w:ascii="DFKai-SB" w:eastAsia="標楷體"/>
+          <w:sz w:val="24"/>
+          <w:szCs w:val="24"/>
+        </w:rPr>
+        <w:t xml:space="preserve">□ e-Tag 貼紙 ＿＿ 枚，編號：＿＿＿＿＿＿＿＿，金額：＿＿＿＿ 元（收據編號：＿＿＿＿＿＿）</w:t>
+      </w:r>
+    </w:p>
+    <w:p>
+      <w:pPr>
+        <w:spacing w:after="40" w:before="0" w:line="320"/>
+        <w:ind w:left="640" w:hanging="640"/>
+      </w:pPr>
+      <w:r>
+        <w:rPr>
+          <w:rFonts w:ascii="DFKai-SB" w:eastAsia="標楷體"/>
+          <w:sz w:val="24"/>
+          <w:szCs w:val="24"/>
+        </w:rPr>
+        <w:t xml:space="preserve">□ 兩輛車輪流停放同一車位，押金新臺幣 3,000 元整（收據編號：＿＿＿＿＿＿）</w:t>
+      </w:r>
+    </w:p>
+    <w:p>
+      <w:pPr>
+        <w:spacing w:after="40" w:before="0" w:line="320"/>
+        <w:ind w:left="640" w:hanging="640"/>
+      </w:pPr>
+      <w:r>
+        <w:rPr>
+          <w:rFonts w:ascii="DFKai-SB" w:eastAsia="標楷體"/>
+          <w:sz w:val="24"/>
+          <w:szCs w:val="24"/>
+        </w:rPr>
+        <w:t xml:space="preserve">本人保證車位絕未借予他人使用或有任何不法情事，如造成社區住戶權益受損，並經法院判決確定，可歸責於本人者，本人願負損害賠償責任。</w:t>
       </w:r>
     </w:p>
     <w:p>
@@ -2148,6 +2521,34 @@
           <w:szCs w:val="24"/>
         </w:rPr>
         <w:t xml:space="preserve">此致　樂菲莊園社區管理委員會</w:t>
+      </w:r>
+    </w:p>
+    <w:p>
+      <w:pPr>
+        <w:spacing w:after="40" w:before="0" w:line="320"/>
+        <w:ind w:left="640" w:hanging="640"/>
+      </w:pPr>
+      <w:r>
+        <w:rPr>
+          <w:rFonts w:ascii="DFKai-SB" w:eastAsia="標楷體"/>
+          <w:sz w:val="24"/>
+          <w:szCs w:val="24"/>
+        </w:rPr>
+        <w:t xml:space="preserve">申請人簽名／蓋章：＿＿＿＿＿＿＿＿＿＿＿＿</w:t>
+      </w:r>
+    </w:p>
+    <w:p>
+      <w:pPr>
+        <w:spacing w:after="40" w:before="0" w:line="320"/>
+        <w:ind w:left="640" w:hanging="640"/>
+      </w:pPr>
+      <w:r>
+        <w:rPr>
+          <w:rFonts w:ascii="DFKai-SB" w:eastAsia="標楷體"/>
+          <w:sz w:val="24"/>
+          <w:szCs w:val="24"/>
+        </w:rPr>
+        <w:t xml:space="preserve">中華民國　＿＿＿＿　年　＿＿　月　＿＿　日</w:t>
       </w:r>
     </w:p>
     <w:p>
@@ -2182,35 +2583,125 @@
           <w:sz w:val="24"/>
           <w:szCs w:val="24"/>
         </w:rPr>
-        <w:t xml:space="preserve">親愛的住戶（貴賓）您好：為了考量社區之公共安全及整體防護，對於下列違規事項，請您於 ＿ 年 ＿ 月 ＿ 日 ＿ 點前盡速處理，逾期不處理者管理中心將依規定處理，並先以公佈「住戶違規相片與違規資料」請君子自重，懇請配合！</w:t>
-      </w:r>
-    </w:p>
-    <w:p>
-      <w:pPr>
-        <w:spacing w:after="40" w:before="0" w:line="320"/>
-        <w:ind w:left="640" w:hanging="640"/>
-      </w:pPr>
-      <w:r>
-        <w:rPr>
-          <w:rFonts w:ascii="DFKai-SB" w:eastAsia="標楷體"/>
-          <w:sz w:val="24"/>
-          <w:szCs w:val="24"/>
-        </w:rPr>
-        <w:t xml:space="preserve">違規分類：□汽車 □機車 □自行車 □雜物 □其它　｜　違規日期時間：＿ 年 ＿ 月 ＿ 日 ＿ 時 ＿ 分　｜　單據編號：＿＿＿＿＿　｜　車號：＿＿＿＿＿　戶號：＿＿＿＿＿</w:t>
-      </w:r>
-    </w:p>
-    <w:p>
-      <w:pPr>
-        <w:spacing w:after="40" w:before="0" w:line="320"/>
-        <w:ind w:left="640" w:hanging="640"/>
-      </w:pPr>
-      <w:r>
-        <w:rPr>
-          <w:rFonts w:ascii="DFKai-SB" w:eastAsia="標楷體"/>
-          <w:sz w:val="24"/>
-          <w:szCs w:val="24"/>
-        </w:rPr>
-        <w:t xml:space="preserve">違規事項：□ 非本社區車輛，任意進入停放（每日罰款 3,000 元）；□ 佔用他人車位（每日罰款 3,000 元）；□ 未依規定停放於車格內；□ 停車超出停車格線影響他人停車權益；□ 佔用公共區域。</w:t>
+        <w:t xml:space="preserve">親愛的住戶（貴賓）您好：為了考量社區之公共安全及整體防護，對於下列違規事項，請您於 ＿＿ 年 ＿＿ 月 ＿＿ 日 ＿＿ 點前盡速處理，逾期不處理者管理中心將依規定處理，並先以公佈「住戶違規相片與違規資料」請君子自重，懇請配合！</w:t>
+      </w:r>
+    </w:p>
+    <w:p>
+      <w:pPr>
+        <w:spacing w:after="40" w:before="0" w:line="320"/>
+        <w:ind w:left="640" w:hanging="640"/>
+      </w:pPr>
+      <w:r>
+        <w:rPr>
+          <w:rFonts w:ascii="DFKai-SB" w:eastAsia="標楷體"/>
+          <w:b/>
+          <w:bCs/>
+          <w:sz w:val="24"/>
+          <w:szCs w:val="24"/>
+        </w:rPr>
+        <w:t xml:space="preserve">違規分類</w:t>
+      </w:r>
+      <w:r>
+        <w:rPr>
+          <w:rFonts w:ascii="DFKai-SB" w:eastAsia="標楷體"/>
+          <w:sz w:val="24"/>
+          <w:szCs w:val="24"/>
+        </w:rPr>
+        <w:t xml:space="preserve">：□ 汽車　□ 機車　□ 自行車　□ 雜物　□ 其它 ＿＿＿＿＿＿＿＿</w:t>
+      </w:r>
+    </w:p>
+    <w:p>
+      <w:pPr>
+        <w:spacing w:after="40" w:before="0" w:line="320"/>
+        <w:ind w:left="640" w:hanging="640"/>
+      </w:pPr>
+      <w:r>
+        <w:rPr>
+          <w:rFonts w:ascii="DFKai-SB" w:eastAsia="標楷體"/>
+          <w:b/>
+          <w:bCs/>
+          <w:sz w:val="24"/>
+          <w:szCs w:val="24"/>
+        </w:rPr>
+        <w:t xml:space="preserve">違規事項</w:t>
+      </w:r>
+      <w:r>
+        <w:rPr>
+          <w:rFonts w:ascii="DFKai-SB" w:eastAsia="標楷體"/>
+          <w:sz w:val="24"/>
+          <w:szCs w:val="24"/>
+        </w:rPr>
+        <w:t xml:space="preserve">：</w:t>
+      </w:r>
+    </w:p>
+    <w:p>
+      <w:pPr>
+        <w:spacing w:after="40" w:before="0" w:line="320"/>
+        <w:ind w:left="640" w:hanging="640"/>
+      </w:pPr>
+      <w:r>
+        <w:rPr>
+          <w:rFonts w:ascii="DFKai-SB" w:eastAsia="標楷體"/>
+          <w:sz w:val="24"/>
+          <w:szCs w:val="24"/>
+        </w:rPr>
+        <w:t xml:space="preserve">□ 非本社區車輛，任意進入停放（每日罰款 3,000 元）</w:t>
+      </w:r>
+    </w:p>
+    <w:p>
+      <w:pPr>
+        <w:spacing w:after="40" w:before="0" w:line="320"/>
+        <w:ind w:left="640" w:hanging="640"/>
+      </w:pPr>
+      <w:r>
+        <w:rPr>
+          <w:rFonts w:ascii="DFKai-SB" w:eastAsia="標楷體"/>
+          <w:sz w:val="24"/>
+          <w:szCs w:val="24"/>
+        </w:rPr>
+        <w:t xml:space="preserve">□ 佔用他人車位（每日罰款 3,000 元）</w:t>
+      </w:r>
+    </w:p>
+    <w:p>
+      <w:pPr>
+        <w:spacing w:after="40" w:before="0" w:line="320"/>
+        <w:ind w:left="640" w:hanging="640"/>
+      </w:pPr>
+      <w:r>
+        <w:rPr>
+          <w:rFonts w:ascii="DFKai-SB" w:eastAsia="標楷體"/>
+          <w:sz w:val="24"/>
+          <w:szCs w:val="24"/>
+        </w:rPr>
+        <w:t xml:space="preserve">□ 未依規定停放於車格內</w:t>
+      </w:r>
+    </w:p>
+    <w:p>
+      <w:pPr>
+        <w:spacing w:after="40" w:before="0" w:line="320"/>
+        <w:ind w:left="640" w:hanging="640"/>
+      </w:pPr>
+      <w:r>
+        <w:rPr>
+          <w:rFonts w:ascii="DFKai-SB" w:eastAsia="標楷體"/>
+          <w:sz w:val="24"/>
+          <w:szCs w:val="24"/>
+        </w:rPr>
+        <w:t xml:space="preserve">□ 停車超出停車格線影響他人停車權益</w:t>
+      </w:r>
+    </w:p>
+    <w:p>
+      <w:pPr>
+        <w:spacing w:after="40" w:before="0" w:line="320"/>
+        <w:ind w:left="640" w:hanging="640"/>
+      </w:pPr>
+      <w:r>
+        <w:rPr>
+          <w:rFonts w:ascii="DFKai-SB" w:eastAsia="標楷體"/>
+          <w:sz w:val="24"/>
+          <w:szCs w:val="24"/>
+        </w:rPr>
+        <w:t xml:space="preserve">□ 佔用公共區域</w:t>
       </w:r>
     </w:p>
     <w:sectPr>
